--- a/Java/Theory/Upcasting and Downcasting.docx
+++ b/Java/Theory/Upcasting and Downcasting.docx
@@ -1381,6 +1381,7 @@
       <w:r>
         <w:rPr>
           <w:rFonts w:ascii="Consolas" w:hAnsi="Consolas"/>
+          <w:noProof/>
           <w:color w:val="000000"/>
           <w:sz w:val="20"/>
           <w:szCs w:val="20"/>
@@ -1422,7 +1423,1705 @@
         </w:drawing>
       </w:r>
     </w:p>
-    <w:p/>
+    <w:p>
+      <w:pPr>
+        <w:shd w:val="clear" w:color="auto" w:fill="FFFFFF"/>
+        <w:spacing w:after="0" w:line="240" w:lineRule="auto"/>
+        <w:rPr>
+          <w:rFonts w:ascii="Consolas" w:eastAsia="Times New Roman" w:hAnsi="Consolas" w:cs="Times New Roman"/>
+          <w:color w:val="000000"/>
+          <w:sz w:val="20"/>
+          <w:szCs w:val="20"/>
+        </w:rPr>
+      </w:pPr>
+      <w:r>
+        <w:rPr>
+          <w:rFonts w:ascii="Consolas" w:eastAsia="Times New Roman" w:hAnsi="Consolas" w:cs="Times New Roman"/>
+          <w:b/>
+          <w:bCs/>
+          <w:color w:val="7F0055"/>
+          <w:sz w:val="20"/>
+          <w:szCs w:val="20"/>
+        </w:rPr>
+        <w:t>public</w:t>
+      </w:r>
+      <w:r>
+        <w:rPr>
+          <w:rFonts w:ascii="Consolas" w:eastAsia="Times New Roman" w:hAnsi="Consolas" w:cs="Times New Roman"/>
+          <w:color w:val="000000"/>
+          <w:sz w:val="20"/>
+          <w:szCs w:val="20"/>
+        </w:rPr>
+        <w:t xml:space="preserve"> </w:t>
+      </w:r>
+      <w:r>
+        <w:rPr>
+          <w:rFonts w:ascii="Consolas" w:eastAsia="Times New Roman" w:hAnsi="Consolas" w:cs="Times New Roman"/>
+          <w:b/>
+          <w:bCs/>
+          <w:color w:val="7F0055"/>
+          <w:sz w:val="20"/>
+          <w:szCs w:val="20"/>
+        </w:rPr>
+        <w:t>void</w:t>
+      </w:r>
+      <w:r>
+        <w:rPr>
+          <w:rFonts w:ascii="Consolas" w:eastAsia="Times New Roman" w:hAnsi="Consolas" w:cs="Times New Roman"/>
+          <w:color w:val="000000"/>
+          <w:sz w:val="20"/>
+          <w:szCs w:val="20"/>
+        </w:rPr>
+        <w:t xml:space="preserve"> tinhphdacbiet()</w:t>
+      </w:r>
+    </w:p>
+    <w:p>
+      <w:pPr>
+        <w:shd w:val="clear" w:color="auto" w:fill="FFFFFF"/>
+        <w:spacing w:after="0" w:line="240" w:lineRule="auto"/>
+        <w:rPr>
+          <w:rFonts w:ascii="Consolas" w:eastAsia="Times New Roman" w:hAnsi="Consolas" w:cs="Times New Roman"/>
+          <w:color w:val="000000"/>
+          <w:sz w:val="20"/>
+          <w:szCs w:val="20"/>
+        </w:rPr>
+      </w:pPr>
+      <w:r>
+        <w:rPr>
+          <w:rFonts w:ascii="Consolas" w:eastAsia="Times New Roman" w:hAnsi="Consolas" w:cs="Times New Roman"/>
+          <w:color w:val="000000"/>
+          <w:sz w:val="20"/>
+          <w:szCs w:val="20"/>
+        </w:rPr>
+        <w:t xml:space="preserve">    {</w:t>
+      </w:r>
+    </w:p>
+    <w:p>
+      <w:pPr>
+        <w:shd w:val="clear" w:color="auto" w:fill="FFFFFF"/>
+        <w:spacing w:after="0" w:line="240" w:lineRule="auto"/>
+        <w:rPr>
+          <w:rFonts w:ascii="Consolas" w:eastAsia="Times New Roman" w:hAnsi="Consolas" w:cs="Times New Roman"/>
+          <w:color w:val="000000"/>
+          <w:sz w:val="20"/>
+          <w:szCs w:val="20"/>
+        </w:rPr>
+      </w:pPr>
+      <w:r>
+        <w:rPr>
+          <w:rFonts w:ascii="Consolas" w:eastAsia="Times New Roman" w:hAnsi="Consolas" w:cs="Times New Roman"/>
+          <w:color w:val="000000"/>
+          <w:sz w:val="20"/>
+          <w:szCs w:val="20"/>
+        </w:rPr>
+        <w:t xml:space="preserve">    </w:t>
+      </w:r>
+      <w:r>
+        <w:rPr>
+          <w:rFonts w:ascii="Consolas" w:eastAsia="Times New Roman" w:hAnsi="Consolas" w:cs="Times New Roman"/>
+          <w:color w:val="000000"/>
+          <w:sz w:val="20"/>
+          <w:szCs w:val="20"/>
+        </w:rPr>
+        <w:tab/>
+      </w:r>
+      <w:r>
+        <w:rPr>
+          <w:rFonts w:ascii="Consolas" w:eastAsia="Times New Roman" w:hAnsi="Consolas" w:cs="Times New Roman"/>
+          <w:b/>
+          <w:bCs/>
+          <w:color w:val="7F0055"/>
+          <w:sz w:val="20"/>
+          <w:szCs w:val="20"/>
+        </w:rPr>
+        <w:t>for</w:t>
+      </w:r>
+      <w:r>
+        <w:rPr>
+          <w:rFonts w:ascii="Consolas" w:eastAsia="Times New Roman" w:hAnsi="Consolas" w:cs="Times New Roman"/>
+          <w:color w:val="000000"/>
+          <w:sz w:val="20"/>
+          <w:szCs w:val="20"/>
+        </w:rPr>
+        <w:t xml:space="preserve">(Phong </w:t>
+      </w:r>
+      <w:r>
+        <w:rPr>
+          <w:rFonts w:ascii="Consolas" w:eastAsia="Times New Roman" w:hAnsi="Consolas" w:cs="Times New Roman"/>
+          <w:color w:val="6A3E3E"/>
+          <w:sz w:val="20"/>
+          <w:szCs w:val="20"/>
+        </w:rPr>
+        <w:t>ph</w:t>
+      </w:r>
+      <w:r>
+        <w:rPr>
+          <w:rFonts w:ascii="Consolas" w:eastAsia="Times New Roman" w:hAnsi="Consolas" w:cs="Times New Roman"/>
+          <w:color w:val="000000"/>
+          <w:sz w:val="20"/>
+          <w:szCs w:val="20"/>
+        </w:rPr>
+        <w:t xml:space="preserve"> : </w:t>
+      </w:r>
+      <w:r>
+        <w:rPr>
+          <w:rFonts w:ascii="Consolas" w:eastAsia="Times New Roman" w:hAnsi="Consolas" w:cs="Times New Roman"/>
+          <w:color w:val="0000C0"/>
+          <w:sz w:val="20"/>
+          <w:szCs w:val="20"/>
+        </w:rPr>
+        <w:t>quanli</w:t>
+      </w:r>
+      <w:r>
+        <w:rPr>
+          <w:rFonts w:ascii="Consolas" w:eastAsia="Times New Roman" w:hAnsi="Consolas" w:cs="Times New Roman"/>
+          <w:color w:val="000000"/>
+          <w:sz w:val="20"/>
+          <w:szCs w:val="20"/>
+        </w:rPr>
+        <w:t>)</w:t>
+      </w:r>
+    </w:p>
+    <w:p>
+      <w:pPr>
+        <w:shd w:val="clear" w:color="auto" w:fill="FFFFFF"/>
+        <w:spacing w:after="0" w:line="240" w:lineRule="auto"/>
+        <w:rPr>
+          <w:rFonts w:ascii="Consolas" w:eastAsia="Times New Roman" w:hAnsi="Consolas" w:cs="Times New Roman"/>
+          <w:color w:val="000000"/>
+          <w:sz w:val="20"/>
+          <w:szCs w:val="20"/>
+        </w:rPr>
+      </w:pPr>
+      <w:r>
+        <w:rPr>
+          <w:rFonts w:ascii="Consolas" w:eastAsia="Times New Roman" w:hAnsi="Consolas" w:cs="Times New Roman"/>
+          <w:color w:val="000000"/>
+          <w:sz w:val="20"/>
+          <w:szCs w:val="20"/>
+        </w:rPr>
+        <w:t xml:space="preserve">    </w:t>
+      </w:r>
+      <w:r>
+        <w:rPr>
+          <w:rFonts w:ascii="Consolas" w:eastAsia="Times New Roman" w:hAnsi="Consolas" w:cs="Times New Roman"/>
+          <w:color w:val="000000"/>
+          <w:sz w:val="20"/>
+          <w:szCs w:val="20"/>
+        </w:rPr>
+        <w:tab/>
+        <w:t>{</w:t>
+      </w:r>
+    </w:p>
+    <w:p>
+      <w:pPr>
+        <w:shd w:val="clear" w:color="auto" w:fill="FFFFFF"/>
+        <w:spacing w:after="0" w:line="240" w:lineRule="auto"/>
+        <w:rPr>
+          <w:rFonts w:ascii="Consolas" w:eastAsia="Times New Roman" w:hAnsi="Consolas" w:cs="Times New Roman"/>
+          <w:color w:val="000000"/>
+          <w:sz w:val="20"/>
+          <w:szCs w:val="20"/>
+        </w:rPr>
+      </w:pPr>
+      <w:r>
+        <w:rPr>
+          <w:rFonts w:ascii="Consolas" w:eastAsia="Times New Roman" w:hAnsi="Consolas" w:cs="Times New Roman"/>
+          <w:color w:val="000000"/>
+          <w:sz w:val="20"/>
+          <w:szCs w:val="20"/>
+        </w:rPr>
+        <w:t xml:space="preserve">    </w:t>
+      </w:r>
+      <w:r>
+        <w:rPr>
+          <w:rFonts w:ascii="Consolas" w:eastAsia="Times New Roman" w:hAnsi="Consolas" w:cs="Times New Roman"/>
+          <w:color w:val="000000"/>
+          <w:sz w:val="20"/>
+          <w:szCs w:val="20"/>
+        </w:rPr>
+        <w:tab/>
+      </w:r>
+      <w:r>
+        <w:rPr>
+          <w:rFonts w:ascii="Consolas" w:eastAsia="Times New Roman" w:hAnsi="Consolas" w:cs="Times New Roman"/>
+          <w:color w:val="000000"/>
+          <w:sz w:val="20"/>
+          <w:szCs w:val="20"/>
+        </w:rPr>
+        <w:tab/>
+      </w:r>
+      <w:r>
+        <w:rPr>
+          <w:rFonts w:ascii="Consolas" w:eastAsia="Times New Roman" w:hAnsi="Consolas" w:cs="Times New Roman"/>
+          <w:b/>
+          <w:bCs/>
+          <w:color w:val="7F0055"/>
+          <w:sz w:val="20"/>
+          <w:szCs w:val="20"/>
+        </w:rPr>
+        <w:t>if</w:t>
+      </w:r>
+      <w:r>
+        <w:rPr>
+          <w:rFonts w:ascii="Consolas" w:eastAsia="Times New Roman" w:hAnsi="Consolas" w:cs="Times New Roman"/>
+          <w:color w:val="000000"/>
+          <w:sz w:val="20"/>
+          <w:szCs w:val="20"/>
+        </w:rPr>
+        <w:t>(</w:t>
+      </w:r>
+      <w:r>
+        <w:rPr>
+          <w:rFonts w:ascii="Consolas" w:eastAsia="Times New Roman" w:hAnsi="Consolas" w:cs="Times New Roman"/>
+          <w:color w:val="6A3E3E"/>
+          <w:sz w:val="20"/>
+          <w:szCs w:val="20"/>
+        </w:rPr>
+        <w:t>ph</w:t>
+      </w:r>
+      <w:r>
+        <w:rPr>
+          <w:rFonts w:ascii="Consolas" w:eastAsia="Times New Roman" w:hAnsi="Consolas" w:cs="Times New Roman"/>
+          <w:color w:val="000000"/>
+          <w:sz w:val="20"/>
+          <w:szCs w:val="20"/>
+        </w:rPr>
+        <w:t xml:space="preserve"> </w:t>
+      </w:r>
+      <w:r>
+        <w:rPr>
+          <w:rFonts w:ascii="Consolas" w:eastAsia="Times New Roman" w:hAnsi="Consolas" w:cs="Times New Roman"/>
+          <w:b/>
+          <w:bCs/>
+          <w:color w:val="7F0055"/>
+          <w:sz w:val="20"/>
+          <w:szCs w:val="20"/>
+        </w:rPr>
+        <w:t>instanceof</w:t>
+      </w:r>
+      <w:r>
+        <w:rPr>
+          <w:rFonts w:ascii="Consolas" w:eastAsia="Times New Roman" w:hAnsi="Consolas" w:cs="Times New Roman"/>
+          <w:color w:val="000000"/>
+          <w:sz w:val="20"/>
+          <w:szCs w:val="20"/>
+        </w:rPr>
+        <w:t xml:space="preserve"> PhongDacBiet)</w:t>
+      </w:r>
+    </w:p>
+    <w:p>
+      <w:pPr>
+        <w:shd w:val="clear" w:color="auto" w:fill="FFFFFF"/>
+        <w:spacing w:after="0" w:line="240" w:lineRule="auto"/>
+        <w:rPr>
+          <w:rFonts w:ascii="Consolas" w:eastAsia="Times New Roman" w:hAnsi="Consolas" w:cs="Times New Roman"/>
+          <w:color w:val="000000"/>
+          <w:sz w:val="20"/>
+          <w:szCs w:val="20"/>
+        </w:rPr>
+      </w:pPr>
+      <w:r>
+        <w:rPr>
+          <w:rFonts w:ascii="Consolas" w:eastAsia="Times New Roman" w:hAnsi="Consolas" w:cs="Times New Roman"/>
+          <w:color w:val="000000"/>
+          <w:sz w:val="20"/>
+          <w:szCs w:val="20"/>
+        </w:rPr>
+        <w:t xml:space="preserve">    </w:t>
+      </w:r>
+      <w:r>
+        <w:rPr>
+          <w:rFonts w:ascii="Consolas" w:eastAsia="Times New Roman" w:hAnsi="Consolas" w:cs="Times New Roman"/>
+          <w:color w:val="000000"/>
+          <w:sz w:val="20"/>
+          <w:szCs w:val="20"/>
+        </w:rPr>
+        <w:tab/>
+      </w:r>
+      <w:r>
+        <w:rPr>
+          <w:rFonts w:ascii="Consolas" w:eastAsia="Times New Roman" w:hAnsi="Consolas" w:cs="Times New Roman"/>
+          <w:color w:val="000000"/>
+          <w:sz w:val="20"/>
+          <w:szCs w:val="20"/>
+        </w:rPr>
+        <w:tab/>
+        <w:t>{</w:t>
+      </w:r>
+    </w:p>
+    <w:p>
+      <w:pPr>
+        <w:shd w:val="clear" w:color="auto" w:fill="FFFFFF"/>
+        <w:spacing w:after="0" w:line="240" w:lineRule="auto"/>
+        <w:rPr>
+          <w:rFonts w:ascii="Consolas" w:eastAsia="Times New Roman" w:hAnsi="Consolas" w:cs="Times New Roman"/>
+          <w:color w:val="000000"/>
+          <w:sz w:val="20"/>
+          <w:szCs w:val="20"/>
+        </w:rPr>
+      </w:pPr>
+      <w:r>
+        <w:rPr>
+          <w:rFonts w:ascii="Consolas" w:eastAsia="Times New Roman" w:hAnsi="Consolas" w:cs="Times New Roman"/>
+          <w:color w:val="000000"/>
+          <w:sz w:val="20"/>
+          <w:szCs w:val="20"/>
+        </w:rPr>
+        <w:t xml:space="preserve">    </w:t>
+      </w:r>
+      <w:r>
+        <w:rPr>
+          <w:rFonts w:ascii="Consolas" w:eastAsia="Times New Roman" w:hAnsi="Consolas" w:cs="Times New Roman"/>
+          <w:color w:val="000000"/>
+          <w:sz w:val="20"/>
+          <w:szCs w:val="20"/>
+        </w:rPr>
+        <w:tab/>
+      </w:r>
+      <w:r>
+        <w:rPr>
+          <w:rFonts w:ascii="Consolas" w:eastAsia="Times New Roman" w:hAnsi="Consolas" w:cs="Times New Roman"/>
+          <w:color w:val="000000"/>
+          <w:sz w:val="20"/>
+          <w:szCs w:val="20"/>
+        </w:rPr>
+        <w:tab/>
+      </w:r>
+      <w:r>
+        <w:rPr>
+          <w:rFonts w:ascii="Consolas" w:eastAsia="Times New Roman" w:hAnsi="Consolas" w:cs="Times New Roman"/>
+          <w:color w:val="000000"/>
+          <w:sz w:val="20"/>
+          <w:szCs w:val="20"/>
+        </w:rPr>
+        <w:tab/>
+        <w:t xml:space="preserve">PhongDacBiet </w:t>
+      </w:r>
+      <w:r>
+        <w:rPr>
+          <w:rFonts w:ascii="Consolas" w:eastAsia="Times New Roman" w:hAnsi="Consolas" w:cs="Times New Roman"/>
+          <w:color w:val="6A3E3E"/>
+          <w:sz w:val="20"/>
+          <w:szCs w:val="20"/>
+        </w:rPr>
+        <w:t>phdb</w:t>
+      </w:r>
+      <w:r>
+        <w:rPr>
+          <w:rFonts w:ascii="Consolas" w:eastAsia="Times New Roman" w:hAnsi="Consolas" w:cs="Times New Roman"/>
+          <w:color w:val="000000"/>
+          <w:sz w:val="20"/>
+          <w:szCs w:val="20"/>
+        </w:rPr>
+        <w:t xml:space="preserve">= (PhongDacBiet) </w:t>
+      </w:r>
+      <w:r>
+        <w:rPr>
+          <w:rFonts w:ascii="Consolas" w:eastAsia="Times New Roman" w:hAnsi="Consolas" w:cs="Times New Roman"/>
+          <w:color w:val="6A3E3E"/>
+          <w:sz w:val="20"/>
+          <w:szCs w:val="20"/>
+        </w:rPr>
+        <w:t>ph</w:t>
+      </w:r>
+      <w:r>
+        <w:rPr>
+          <w:rFonts w:ascii="Consolas" w:eastAsia="Times New Roman" w:hAnsi="Consolas" w:cs="Times New Roman"/>
+          <w:color w:val="000000"/>
+          <w:sz w:val="20"/>
+          <w:szCs w:val="20"/>
+        </w:rPr>
+        <w:t>;</w:t>
+      </w:r>
+    </w:p>
+    <w:p>
+      <w:pPr>
+        <w:shd w:val="clear" w:color="auto" w:fill="FFFFFF"/>
+        <w:spacing w:after="0" w:line="240" w:lineRule="auto"/>
+        <w:rPr>
+          <w:rFonts w:ascii="Consolas" w:eastAsia="Times New Roman" w:hAnsi="Consolas" w:cs="Times New Roman"/>
+          <w:color w:val="000000"/>
+          <w:sz w:val="20"/>
+          <w:szCs w:val="20"/>
+        </w:rPr>
+      </w:pPr>
+      <w:r>
+        <w:rPr>
+          <w:rFonts w:ascii="Consolas" w:eastAsia="Times New Roman" w:hAnsi="Consolas" w:cs="Times New Roman"/>
+          <w:color w:val="000000"/>
+          <w:sz w:val="20"/>
+          <w:szCs w:val="20"/>
+        </w:rPr>
+        <w:t xml:space="preserve">        </w:t>
+      </w:r>
+      <w:r>
+        <w:rPr>
+          <w:rFonts w:ascii="Consolas" w:eastAsia="Times New Roman" w:hAnsi="Consolas" w:cs="Times New Roman"/>
+          <w:color w:val="000000"/>
+          <w:sz w:val="20"/>
+          <w:szCs w:val="20"/>
+        </w:rPr>
+        <w:tab/>
+      </w:r>
+      <w:r>
+        <w:rPr>
+          <w:rFonts w:ascii="Consolas" w:eastAsia="Times New Roman" w:hAnsi="Consolas" w:cs="Times New Roman"/>
+          <w:color w:val="000000"/>
+          <w:sz w:val="20"/>
+          <w:szCs w:val="20"/>
+        </w:rPr>
+        <w:tab/>
+      </w:r>
+      <w:r>
+        <w:rPr>
+          <w:rFonts w:ascii="Consolas" w:eastAsia="Times New Roman" w:hAnsi="Consolas" w:cs="Times New Roman"/>
+          <w:b/>
+          <w:bCs/>
+          <w:color w:val="7F0055"/>
+          <w:sz w:val="20"/>
+          <w:szCs w:val="20"/>
+        </w:rPr>
+        <w:t>int</w:t>
+      </w:r>
+      <w:r>
+        <w:rPr>
+          <w:rFonts w:ascii="Consolas" w:eastAsia="Times New Roman" w:hAnsi="Consolas" w:cs="Times New Roman"/>
+          <w:color w:val="000000"/>
+          <w:sz w:val="20"/>
+          <w:szCs w:val="20"/>
+        </w:rPr>
+        <w:t xml:space="preserve"> </w:t>
+      </w:r>
+      <w:r>
+        <w:rPr>
+          <w:rFonts w:ascii="Consolas" w:eastAsia="Times New Roman" w:hAnsi="Consolas" w:cs="Times New Roman"/>
+          <w:color w:val="6A3E3E"/>
+          <w:sz w:val="20"/>
+          <w:szCs w:val="20"/>
+        </w:rPr>
+        <w:t>dongia</w:t>
+      </w:r>
+      <w:r>
+        <w:rPr>
+          <w:rFonts w:ascii="Consolas" w:eastAsia="Times New Roman" w:hAnsi="Consolas" w:cs="Times New Roman"/>
+          <w:color w:val="000000"/>
+          <w:sz w:val="20"/>
+          <w:szCs w:val="20"/>
+        </w:rPr>
+        <w:t>=0;</w:t>
+      </w:r>
+    </w:p>
+    <w:p>
+      <w:pPr>
+        <w:shd w:val="clear" w:color="auto" w:fill="FFFFFF"/>
+        <w:spacing w:after="0" w:line="240" w:lineRule="auto"/>
+        <w:rPr>
+          <w:rFonts w:ascii="Consolas" w:eastAsia="Times New Roman" w:hAnsi="Consolas" w:cs="Times New Roman"/>
+          <w:color w:val="000000"/>
+          <w:sz w:val="20"/>
+          <w:szCs w:val="20"/>
+        </w:rPr>
+      </w:pPr>
+      <w:r>
+        <w:rPr>
+          <w:rFonts w:ascii="Consolas" w:eastAsia="Times New Roman" w:hAnsi="Consolas" w:cs="Times New Roman"/>
+          <w:color w:val="000000"/>
+          <w:sz w:val="20"/>
+          <w:szCs w:val="20"/>
+        </w:rPr>
+        <w:t xml:space="preserve">        </w:t>
+      </w:r>
+      <w:r>
+        <w:rPr>
+          <w:rFonts w:ascii="Consolas" w:eastAsia="Times New Roman" w:hAnsi="Consolas" w:cs="Times New Roman"/>
+          <w:color w:val="000000"/>
+          <w:sz w:val="20"/>
+          <w:szCs w:val="20"/>
+        </w:rPr>
+        <w:tab/>
+      </w:r>
+      <w:r>
+        <w:rPr>
+          <w:rFonts w:ascii="Consolas" w:eastAsia="Times New Roman" w:hAnsi="Consolas" w:cs="Times New Roman"/>
+          <w:color w:val="000000"/>
+          <w:sz w:val="20"/>
+          <w:szCs w:val="20"/>
+        </w:rPr>
+        <w:tab/>
+      </w:r>
+      <w:r>
+        <w:rPr>
+          <w:rFonts w:ascii="Consolas" w:eastAsia="Times New Roman" w:hAnsi="Consolas" w:cs="Times New Roman"/>
+          <w:color w:val="6A3E3E"/>
+          <w:sz w:val="20"/>
+          <w:szCs w:val="20"/>
+        </w:rPr>
+        <w:t>dongia</w:t>
+      </w:r>
+      <w:r>
+        <w:rPr>
+          <w:rFonts w:ascii="Consolas" w:eastAsia="Times New Roman" w:hAnsi="Consolas" w:cs="Times New Roman"/>
+          <w:color w:val="000000"/>
+          <w:sz w:val="20"/>
+          <w:szCs w:val="20"/>
+        </w:rPr>
+        <w:t>=(</w:t>
+      </w:r>
+      <w:r>
+        <w:rPr>
+          <w:rFonts w:ascii="Consolas" w:eastAsia="Times New Roman" w:hAnsi="Consolas" w:cs="Times New Roman"/>
+          <w:color w:val="6A3E3E"/>
+          <w:sz w:val="20"/>
+          <w:szCs w:val="20"/>
+        </w:rPr>
+        <w:t>phdb</w:t>
+      </w:r>
+      <w:r>
+        <w:rPr>
+          <w:rFonts w:ascii="Consolas" w:eastAsia="Times New Roman" w:hAnsi="Consolas" w:cs="Times New Roman"/>
+          <w:color w:val="000000"/>
+          <w:sz w:val="20"/>
+          <w:szCs w:val="20"/>
+        </w:rPr>
+        <w:t>.getViTri()+</w:t>
+      </w:r>
+      <w:r>
+        <w:rPr>
+          <w:rFonts w:ascii="Consolas" w:eastAsia="Times New Roman" w:hAnsi="Consolas" w:cs="Times New Roman"/>
+          <w:color w:val="6A3E3E"/>
+          <w:sz w:val="20"/>
+          <w:szCs w:val="20"/>
+        </w:rPr>
+        <w:t>phdb</w:t>
+      </w:r>
+      <w:r>
+        <w:rPr>
+          <w:rFonts w:ascii="Consolas" w:eastAsia="Times New Roman" w:hAnsi="Consolas" w:cs="Times New Roman"/>
+          <w:color w:val="000000"/>
+          <w:sz w:val="20"/>
+          <w:szCs w:val="20"/>
+        </w:rPr>
+        <w:t>.getChiSoPhucVu())*</w:t>
+      </w:r>
+      <w:r>
+        <w:rPr>
+          <w:rFonts w:ascii="Consolas" w:eastAsia="Times New Roman" w:hAnsi="Consolas" w:cs="Times New Roman"/>
+          <w:color w:val="6A3E3E"/>
+          <w:sz w:val="20"/>
+          <w:szCs w:val="20"/>
+        </w:rPr>
+        <w:t>phdb</w:t>
+      </w:r>
+      <w:r>
+        <w:rPr>
+          <w:rFonts w:ascii="Consolas" w:eastAsia="Times New Roman" w:hAnsi="Consolas" w:cs="Times New Roman"/>
+          <w:color w:val="000000"/>
+          <w:sz w:val="20"/>
+          <w:szCs w:val="20"/>
+        </w:rPr>
+        <w:t>.getGiaCoBan();</w:t>
+      </w:r>
+    </w:p>
+    <w:p>
+      <w:pPr>
+        <w:shd w:val="clear" w:color="auto" w:fill="FFFFFF"/>
+        <w:spacing w:after="0" w:line="240" w:lineRule="auto"/>
+        <w:rPr>
+          <w:rFonts w:ascii="Consolas" w:eastAsia="Times New Roman" w:hAnsi="Consolas" w:cs="Times New Roman"/>
+          <w:color w:val="000000"/>
+          <w:sz w:val="20"/>
+          <w:szCs w:val="20"/>
+        </w:rPr>
+      </w:pPr>
+      <w:r>
+        <w:rPr>
+          <w:rFonts w:ascii="Consolas" w:eastAsia="Times New Roman" w:hAnsi="Consolas" w:cs="Times New Roman"/>
+          <w:color w:val="000000"/>
+          <w:sz w:val="20"/>
+          <w:szCs w:val="20"/>
+        </w:rPr>
+        <w:t xml:space="preserve">        </w:t>
+      </w:r>
+      <w:r>
+        <w:rPr>
+          <w:rFonts w:ascii="Consolas" w:eastAsia="Times New Roman" w:hAnsi="Consolas" w:cs="Times New Roman"/>
+          <w:color w:val="000000"/>
+          <w:sz w:val="20"/>
+          <w:szCs w:val="20"/>
+        </w:rPr>
+        <w:tab/>
+        <w:t xml:space="preserve">    System.</w:t>
+      </w:r>
+      <w:r>
+        <w:rPr>
+          <w:rFonts w:ascii="Consolas" w:eastAsia="Times New Roman" w:hAnsi="Consolas" w:cs="Times New Roman"/>
+          <w:b/>
+          <w:bCs/>
+          <w:i/>
+          <w:iCs/>
+          <w:color w:val="0000C0"/>
+          <w:sz w:val="20"/>
+          <w:szCs w:val="20"/>
+        </w:rPr>
+        <w:t>out</w:t>
+      </w:r>
+      <w:r>
+        <w:rPr>
+          <w:rFonts w:ascii="Consolas" w:eastAsia="Times New Roman" w:hAnsi="Consolas" w:cs="Times New Roman"/>
+          <w:color w:val="000000"/>
+          <w:sz w:val="20"/>
+          <w:szCs w:val="20"/>
+        </w:rPr>
+        <w:t>.println(</w:t>
+      </w:r>
+      <w:r>
+        <w:rPr>
+          <w:rFonts w:ascii="Consolas" w:eastAsia="Times New Roman" w:hAnsi="Consolas" w:cs="Times New Roman"/>
+          <w:color w:val="2A00FF"/>
+          <w:sz w:val="20"/>
+          <w:szCs w:val="20"/>
+        </w:rPr>
+        <w:t>"giá phòng đặc biệt là"</w:t>
+      </w:r>
+      <w:r>
+        <w:rPr>
+          <w:rFonts w:ascii="Consolas" w:eastAsia="Times New Roman" w:hAnsi="Consolas" w:cs="Times New Roman"/>
+          <w:color w:val="000000"/>
+          <w:sz w:val="20"/>
+          <w:szCs w:val="20"/>
+        </w:rPr>
+        <w:t xml:space="preserve"> + </w:t>
+      </w:r>
+      <w:r>
+        <w:rPr>
+          <w:rFonts w:ascii="Consolas" w:eastAsia="Times New Roman" w:hAnsi="Consolas" w:cs="Times New Roman"/>
+          <w:color w:val="6A3E3E"/>
+          <w:sz w:val="20"/>
+          <w:szCs w:val="20"/>
+        </w:rPr>
+        <w:t>dongia</w:t>
+      </w:r>
+      <w:r>
+        <w:rPr>
+          <w:rFonts w:ascii="Consolas" w:eastAsia="Times New Roman" w:hAnsi="Consolas" w:cs="Times New Roman"/>
+          <w:color w:val="000000"/>
+          <w:sz w:val="20"/>
+          <w:szCs w:val="20"/>
+        </w:rPr>
+        <w:t>);</w:t>
+      </w:r>
+      <w:r>
+        <w:rPr>
+          <w:rFonts w:ascii="Consolas" w:eastAsia="Times New Roman" w:hAnsi="Consolas" w:cs="Times New Roman"/>
+          <w:color w:val="000000"/>
+          <w:sz w:val="20"/>
+          <w:szCs w:val="20"/>
+        </w:rPr>
+        <w:tab/>
+      </w:r>
+    </w:p>
+    <w:p>
+      <w:pPr>
+        <w:shd w:val="clear" w:color="auto" w:fill="FFFFFF"/>
+        <w:spacing w:after="0" w:line="240" w:lineRule="auto"/>
+        <w:rPr>
+          <w:rFonts w:ascii="Consolas" w:eastAsia="Times New Roman" w:hAnsi="Consolas" w:cs="Times New Roman"/>
+          <w:color w:val="000000"/>
+          <w:sz w:val="20"/>
+          <w:szCs w:val="20"/>
+        </w:rPr>
+      </w:pPr>
+      <w:r>
+        <w:rPr>
+          <w:rFonts w:ascii="Consolas" w:eastAsia="Times New Roman" w:hAnsi="Consolas" w:cs="Times New Roman"/>
+          <w:color w:val="000000"/>
+          <w:sz w:val="20"/>
+          <w:szCs w:val="20"/>
+        </w:rPr>
+        <w:t xml:space="preserve">    </w:t>
+      </w:r>
+      <w:r>
+        <w:rPr>
+          <w:rFonts w:ascii="Consolas" w:eastAsia="Times New Roman" w:hAnsi="Consolas" w:cs="Times New Roman"/>
+          <w:color w:val="000000"/>
+          <w:sz w:val="20"/>
+          <w:szCs w:val="20"/>
+        </w:rPr>
+        <w:tab/>
+      </w:r>
+      <w:r>
+        <w:rPr>
+          <w:rFonts w:ascii="Consolas" w:eastAsia="Times New Roman" w:hAnsi="Consolas" w:cs="Times New Roman"/>
+          <w:color w:val="000000"/>
+          <w:sz w:val="20"/>
+          <w:szCs w:val="20"/>
+        </w:rPr>
+        <w:tab/>
+        <w:t>}</w:t>
+      </w:r>
+    </w:p>
+    <w:p>
+      <w:pPr>
+        <w:shd w:val="clear" w:color="auto" w:fill="FFFFFF"/>
+        <w:spacing w:after="0" w:line="240" w:lineRule="auto"/>
+        <w:rPr>
+          <w:rFonts w:ascii="Consolas" w:eastAsia="Times New Roman" w:hAnsi="Consolas" w:cs="Times New Roman"/>
+          <w:color w:val="000000"/>
+          <w:sz w:val="20"/>
+          <w:szCs w:val="20"/>
+        </w:rPr>
+      </w:pPr>
+      <w:r>
+        <w:rPr>
+          <w:rFonts w:ascii="Consolas" w:eastAsia="Times New Roman" w:hAnsi="Consolas" w:cs="Times New Roman"/>
+          <w:color w:val="000000"/>
+          <w:sz w:val="20"/>
+          <w:szCs w:val="20"/>
+        </w:rPr>
+        <w:t xml:space="preserve">    </w:t>
+      </w:r>
+      <w:r>
+        <w:rPr>
+          <w:rFonts w:ascii="Consolas" w:eastAsia="Times New Roman" w:hAnsi="Consolas" w:cs="Times New Roman"/>
+          <w:color w:val="000000"/>
+          <w:sz w:val="20"/>
+          <w:szCs w:val="20"/>
+        </w:rPr>
+        <w:tab/>
+      </w:r>
+      <w:r>
+        <w:rPr>
+          <w:rFonts w:ascii="Consolas" w:eastAsia="Times New Roman" w:hAnsi="Consolas" w:cs="Times New Roman"/>
+          <w:color w:val="000000"/>
+          <w:sz w:val="20"/>
+          <w:szCs w:val="20"/>
+        </w:rPr>
+        <w:tab/>
+      </w:r>
+    </w:p>
+    <w:p>
+      <w:pPr>
+        <w:shd w:val="clear" w:color="auto" w:fill="FFFFFF"/>
+        <w:spacing w:after="0" w:line="240" w:lineRule="auto"/>
+        <w:rPr>
+          <w:rFonts w:ascii="Consolas" w:eastAsia="Times New Roman" w:hAnsi="Consolas" w:cs="Times New Roman"/>
+          <w:color w:val="000000"/>
+          <w:sz w:val="20"/>
+          <w:szCs w:val="20"/>
+        </w:rPr>
+      </w:pPr>
+      <w:r>
+        <w:rPr>
+          <w:rFonts w:ascii="Consolas" w:eastAsia="Times New Roman" w:hAnsi="Consolas" w:cs="Times New Roman"/>
+          <w:color w:val="000000"/>
+          <w:sz w:val="20"/>
+          <w:szCs w:val="20"/>
+        </w:rPr>
+        <w:t xml:space="preserve">    </w:t>
+      </w:r>
+      <w:r>
+        <w:rPr>
+          <w:rFonts w:ascii="Consolas" w:eastAsia="Times New Roman" w:hAnsi="Consolas" w:cs="Times New Roman"/>
+          <w:color w:val="000000"/>
+          <w:sz w:val="20"/>
+          <w:szCs w:val="20"/>
+        </w:rPr>
+        <w:tab/>
+        <w:t>}</w:t>
+      </w:r>
+    </w:p>
+    <w:p>
+      <w:pPr>
+        <w:shd w:val="clear" w:color="auto" w:fill="FFFFFF"/>
+        <w:spacing w:after="0" w:line="240" w:lineRule="auto"/>
+        <w:rPr>
+          <w:rFonts w:ascii="Consolas" w:eastAsia="Times New Roman" w:hAnsi="Consolas" w:cs="Times New Roman"/>
+          <w:color w:val="000000"/>
+          <w:sz w:val="20"/>
+          <w:szCs w:val="20"/>
+        </w:rPr>
+      </w:pPr>
+      <w:r>
+        <w:rPr>
+          <w:rFonts w:ascii="Consolas" w:eastAsia="Times New Roman" w:hAnsi="Consolas" w:cs="Times New Roman"/>
+          <w:color w:val="000000"/>
+          <w:sz w:val="20"/>
+          <w:szCs w:val="20"/>
+        </w:rPr>
+        <w:t xml:space="preserve">    }</w:t>
+      </w:r>
+    </w:p>
+    <w:p>
+      <w:pPr>
+        <w:shd w:val="clear" w:color="auto" w:fill="FFFFFF"/>
+        <w:spacing w:after="0" w:line="240" w:lineRule="auto"/>
+        <w:rPr>
+          <w:rFonts w:ascii="Consolas" w:eastAsia="Times New Roman" w:hAnsi="Consolas" w:cs="Times New Roman"/>
+          <w:color w:val="000000"/>
+          <w:sz w:val="20"/>
+          <w:szCs w:val="20"/>
+        </w:rPr>
+      </w:pPr>
+      <w:r>
+        <w:rPr>
+          <w:rFonts w:ascii="Consolas" w:eastAsia="Times New Roman" w:hAnsi="Consolas" w:cs="Times New Roman"/>
+          <w:color w:val="000000"/>
+          <w:sz w:val="20"/>
+          <w:szCs w:val="20"/>
+        </w:rPr>
+        <w:t xml:space="preserve">    </w:t>
+      </w:r>
+      <w:r>
+        <w:rPr>
+          <w:rFonts w:ascii="Consolas" w:eastAsia="Times New Roman" w:hAnsi="Consolas" w:cs="Times New Roman"/>
+          <w:b/>
+          <w:bCs/>
+          <w:color w:val="7F0055"/>
+          <w:sz w:val="20"/>
+          <w:szCs w:val="20"/>
+        </w:rPr>
+        <w:t>public</w:t>
+      </w:r>
+      <w:r>
+        <w:rPr>
+          <w:rFonts w:ascii="Consolas" w:eastAsia="Times New Roman" w:hAnsi="Consolas" w:cs="Times New Roman"/>
+          <w:color w:val="000000"/>
+          <w:sz w:val="20"/>
+          <w:szCs w:val="20"/>
+        </w:rPr>
+        <w:t xml:space="preserve"> </w:t>
+      </w:r>
+      <w:r>
+        <w:rPr>
+          <w:rFonts w:ascii="Consolas" w:eastAsia="Times New Roman" w:hAnsi="Consolas" w:cs="Times New Roman"/>
+          <w:b/>
+          <w:bCs/>
+          <w:color w:val="7F0055"/>
+          <w:sz w:val="20"/>
+          <w:szCs w:val="20"/>
+        </w:rPr>
+        <w:t>void</w:t>
+      </w:r>
+      <w:r>
+        <w:rPr>
+          <w:rFonts w:ascii="Consolas" w:eastAsia="Times New Roman" w:hAnsi="Consolas" w:cs="Times New Roman"/>
+          <w:color w:val="000000"/>
+          <w:sz w:val="20"/>
+          <w:szCs w:val="20"/>
+        </w:rPr>
+        <w:t xml:space="preserve"> tinhphloaithuong()</w:t>
+      </w:r>
+    </w:p>
+    <w:p>
+      <w:pPr>
+        <w:shd w:val="clear" w:color="auto" w:fill="FFFFFF"/>
+        <w:spacing w:after="0" w:line="240" w:lineRule="auto"/>
+        <w:rPr>
+          <w:rFonts w:ascii="Consolas" w:eastAsia="Times New Roman" w:hAnsi="Consolas" w:cs="Times New Roman"/>
+          <w:color w:val="000000"/>
+          <w:sz w:val="20"/>
+          <w:szCs w:val="20"/>
+        </w:rPr>
+      </w:pPr>
+      <w:r>
+        <w:rPr>
+          <w:rFonts w:ascii="Consolas" w:eastAsia="Times New Roman" w:hAnsi="Consolas" w:cs="Times New Roman"/>
+          <w:color w:val="000000"/>
+          <w:sz w:val="20"/>
+          <w:szCs w:val="20"/>
+        </w:rPr>
+        <w:t xml:space="preserve">    {</w:t>
+      </w:r>
+    </w:p>
+    <w:p>
+      <w:pPr>
+        <w:shd w:val="clear" w:color="auto" w:fill="FFFFFF"/>
+        <w:spacing w:after="0" w:line="240" w:lineRule="auto"/>
+        <w:rPr>
+          <w:rFonts w:ascii="Consolas" w:eastAsia="Times New Roman" w:hAnsi="Consolas" w:cs="Times New Roman"/>
+          <w:color w:val="000000"/>
+          <w:sz w:val="20"/>
+          <w:szCs w:val="20"/>
+        </w:rPr>
+      </w:pPr>
+      <w:r>
+        <w:rPr>
+          <w:rFonts w:ascii="Consolas" w:eastAsia="Times New Roman" w:hAnsi="Consolas" w:cs="Times New Roman"/>
+          <w:color w:val="000000"/>
+          <w:sz w:val="20"/>
+          <w:szCs w:val="20"/>
+        </w:rPr>
+        <w:t xml:space="preserve">    </w:t>
+      </w:r>
+      <w:r>
+        <w:rPr>
+          <w:rFonts w:ascii="Consolas" w:eastAsia="Times New Roman" w:hAnsi="Consolas" w:cs="Times New Roman"/>
+          <w:color w:val="000000"/>
+          <w:sz w:val="20"/>
+          <w:szCs w:val="20"/>
+        </w:rPr>
+        <w:tab/>
+      </w:r>
+      <w:r>
+        <w:rPr>
+          <w:rFonts w:ascii="Consolas" w:eastAsia="Times New Roman" w:hAnsi="Consolas" w:cs="Times New Roman"/>
+          <w:b/>
+          <w:bCs/>
+          <w:color w:val="7F0055"/>
+          <w:sz w:val="20"/>
+          <w:szCs w:val="20"/>
+        </w:rPr>
+        <w:t>for</w:t>
+      </w:r>
+      <w:r>
+        <w:rPr>
+          <w:rFonts w:ascii="Consolas" w:eastAsia="Times New Roman" w:hAnsi="Consolas" w:cs="Times New Roman"/>
+          <w:color w:val="000000"/>
+          <w:sz w:val="20"/>
+          <w:szCs w:val="20"/>
+        </w:rPr>
+        <w:t xml:space="preserve">(Phong </w:t>
+      </w:r>
+      <w:r>
+        <w:rPr>
+          <w:rFonts w:ascii="Consolas" w:eastAsia="Times New Roman" w:hAnsi="Consolas" w:cs="Times New Roman"/>
+          <w:color w:val="6A3E3E"/>
+          <w:sz w:val="20"/>
+          <w:szCs w:val="20"/>
+        </w:rPr>
+        <w:t>ph</w:t>
+      </w:r>
+      <w:r>
+        <w:rPr>
+          <w:rFonts w:ascii="Consolas" w:eastAsia="Times New Roman" w:hAnsi="Consolas" w:cs="Times New Roman"/>
+          <w:color w:val="000000"/>
+          <w:sz w:val="20"/>
+          <w:szCs w:val="20"/>
+        </w:rPr>
+        <w:t xml:space="preserve"> : </w:t>
+      </w:r>
+      <w:r>
+        <w:rPr>
+          <w:rFonts w:ascii="Consolas" w:eastAsia="Times New Roman" w:hAnsi="Consolas" w:cs="Times New Roman"/>
+          <w:color w:val="0000C0"/>
+          <w:sz w:val="20"/>
+          <w:szCs w:val="20"/>
+        </w:rPr>
+        <w:t>quanli</w:t>
+      </w:r>
+      <w:r>
+        <w:rPr>
+          <w:rFonts w:ascii="Consolas" w:eastAsia="Times New Roman" w:hAnsi="Consolas" w:cs="Times New Roman"/>
+          <w:color w:val="000000"/>
+          <w:sz w:val="20"/>
+          <w:szCs w:val="20"/>
+        </w:rPr>
+        <w:t>)</w:t>
+      </w:r>
+    </w:p>
+    <w:p>
+      <w:pPr>
+        <w:shd w:val="clear" w:color="auto" w:fill="FFFFFF"/>
+        <w:spacing w:after="0" w:line="240" w:lineRule="auto"/>
+        <w:rPr>
+          <w:rFonts w:ascii="Consolas" w:eastAsia="Times New Roman" w:hAnsi="Consolas" w:cs="Times New Roman"/>
+          <w:color w:val="000000"/>
+          <w:sz w:val="20"/>
+          <w:szCs w:val="20"/>
+        </w:rPr>
+      </w:pPr>
+      <w:r>
+        <w:rPr>
+          <w:rFonts w:ascii="Consolas" w:eastAsia="Times New Roman" w:hAnsi="Consolas" w:cs="Times New Roman"/>
+          <w:color w:val="000000"/>
+          <w:sz w:val="20"/>
+          <w:szCs w:val="20"/>
+        </w:rPr>
+        <w:t xml:space="preserve">    </w:t>
+      </w:r>
+      <w:r>
+        <w:rPr>
+          <w:rFonts w:ascii="Consolas" w:eastAsia="Times New Roman" w:hAnsi="Consolas" w:cs="Times New Roman"/>
+          <w:color w:val="000000"/>
+          <w:sz w:val="20"/>
+          <w:szCs w:val="20"/>
+        </w:rPr>
+        <w:tab/>
+        <w:t>{</w:t>
+      </w:r>
+    </w:p>
+    <w:p>
+      <w:pPr>
+        <w:shd w:val="clear" w:color="auto" w:fill="FFFFFF"/>
+        <w:spacing w:after="0" w:line="240" w:lineRule="auto"/>
+        <w:rPr>
+          <w:rFonts w:ascii="Consolas" w:eastAsia="Times New Roman" w:hAnsi="Consolas" w:cs="Times New Roman"/>
+          <w:color w:val="000000"/>
+          <w:sz w:val="20"/>
+          <w:szCs w:val="20"/>
+        </w:rPr>
+      </w:pPr>
+      <w:r>
+        <w:rPr>
+          <w:rFonts w:ascii="Consolas" w:eastAsia="Times New Roman" w:hAnsi="Consolas" w:cs="Times New Roman"/>
+          <w:color w:val="000000"/>
+          <w:sz w:val="20"/>
+          <w:szCs w:val="20"/>
+        </w:rPr>
+        <w:t xml:space="preserve">    </w:t>
+      </w:r>
+      <w:r>
+        <w:rPr>
+          <w:rFonts w:ascii="Consolas" w:eastAsia="Times New Roman" w:hAnsi="Consolas" w:cs="Times New Roman"/>
+          <w:color w:val="000000"/>
+          <w:sz w:val="20"/>
+          <w:szCs w:val="20"/>
+        </w:rPr>
+        <w:tab/>
+      </w:r>
+      <w:r>
+        <w:rPr>
+          <w:rFonts w:ascii="Consolas" w:eastAsia="Times New Roman" w:hAnsi="Consolas" w:cs="Times New Roman"/>
+          <w:color w:val="000000"/>
+          <w:sz w:val="20"/>
+          <w:szCs w:val="20"/>
+        </w:rPr>
+        <w:tab/>
+      </w:r>
+      <w:r>
+        <w:rPr>
+          <w:rFonts w:ascii="Consolas" w:eastAsia="Times New Roman" w:hAnsi="Consolas" w:cs="Times New Roman"/>
+          <w:b/>
+          <w:bCs/>
+          <w:color w:val="7F0055"/>
+          <w:sz w:val="20"/>
+          <w:szCs w:val="20"/>
+        </w:rPr>
+        <w:t>if</w:t>
+      </w:r>
+      <w:r>
+        <w:rPr>
+          <w:rFonts w:ascii="Consolas" w:eastAsia="Times New Roman" w:hAnsi="Consolas" w:cs="Times New Roman"/>
+          <w:color w:val="000000"/>
+          <w:sz w:val="20"/>
+          <w:szCs w:val="20"/>
+        </w:rPr>
+        <w:t>(</w:t>
+      </w:r>
+      <w:r>
+        <w:rPr>
+          <w:rFonts w:ascii="Consolas" w:eastAsia="Times New Roman" w:hAnsi="Consolas" w:cs="Times New Roman"/>
+          <w:color w:val="6A3E3E"/>
+          <w:sz w:val="20"/>
+          <w:szCs w:val="20"/>
+        </w:rPr>
+        <w:t>ph</w:t>
+      </w:r>
+      <w:r>
+        <w:rPr>
+          <w:rFonts w:ascii="Consolas" w:eastAsia="Times New Roman" w:hAnsi="Consolas" w:cs="Times New Roman"/>
+          <w:color w:val="000000"/>
+          <w:sz w:val="20"/>
+          <w:szCs w:val="20"/>
+        </w:rPr>
+        <w:t xml:space="preserve"> </w:t>
+      </w:r>
+      <w:r>
+        <w:rPr>
+          <w:rFonts w:ascii="Consolas" w:eastAsia="Times New Roman" w:hAnsi="Consolas" w:cs="Times New Roman"/>
+          <w:b/>
+          <w:bCs/>
+          <w:color w:val="7F0055"/>
+          <w:sz w:val="20"/>
+          <w:szCs w:val="20"/>
+        </w:rPr>
+        <w:t>instanceof</w:t>
+      </w:r>
+      <w:r>
+        <w:rPr>
+          <w:rFonts w:ascii="Consolas" w:eastAsia="Times New Roman" w:hAnsi="Consolas" w:cs="Times New Roman"/>
+          <w:color w:val="000000"/>
+          <w:sz w:val="20"/>
+          <w:szCs w:val="20"/>
+        </w:rPr>
+        <w:t xml:space="preserve"> PhongLoaiThuong)</w:t>
+      </w:r>
+    </w:p>
+    <w:p>
+      <w:pPr>
+        <w:shd w:val="clear" w:color="auto" w:fill="FFFFFF"/>
+        <w:spacing w:after="0" w:line="240" w:lineRule="auto"/>
+        <w:rPr>
+          <w:rFonts w:ascii="Consolas" w:eastAsia="Times New Roman" w:hAnsi="Consolas" w:cs="Times New Roman"/>
+          <w:color w:val="000000"/>
+          <w:sz w:val="20"/>
+          <w:szCs w:val="20"/>
+        </w:rPr>
+      </w:pPr>
+      <w:r>
+        <w:rPr>
+          <w:rFonts w:ascii="Consolas" w:eastAsia="Times New Roman" w:hAnsi="Consolas" w:cs="Times New Roman"/>
+          <w:color w:val="000000"/>
+          <w:sz w:val="20"/>
+          <w:szCs w:val="20"/>
+        </w:rPr>
+        <w:t xml:space="preserve">    </w:t>
+      </w:r>
+      <w:r>
+        <w:rPr>
+          <w:rFonts w:ascii="Consolas" w:eastAsia="Times New Roman" w:hAnsi="Consolas" w:cs="Times New Roman"/>
+          <w:color w:val="000000"/>
+          <w:sz w:val="20"/>
+          <w:szCs w:val="20"/>
+        </w:rPr>
+        <w:tab/>
+      </w:r>
+      <w:r>
+        <w:rPr>
+          <w:rFonts w:ascii="Consolas" w:eastAsia="Times New Roman" w:hAnsi="Consolas" w:cs="Times New Roman"/>
+          <w:color w:val="000000"/>
+          <w:sz w:val="20"/>
+          <w:szCs w:val="20"/>
+        </w:rPr>
+        <w:tab/>
+        <w:t>{</w:t>
+      </w:r>
+    </w:p>
+    <w:p>
+      <w:pPr>
+        <w:shd w:val="clear" w:color="auto" w:fill="FFFFFF"/>
+        <w:spacing w:after="0" w:line="240" w:lineRule="auto"/>
+        <w:rPr>
+          <w:rFonts w:ascii="Consolas" w:eastAsia="Times New Roman" w:hAnsi="Consolas" w:cs="Times New Roman"/>
+          <w:color w:val="000000"/>
+          <w:sz w:val="20"/>
+          <w:szCs w:val="20"/>
+        </w:rPr>
+      </w:pPr>
+      <w:r>
+        <w:rPr>
+          <w:rFonts w:ascii="Consolas" w:eastAsia="Times New Roman" w:hAnsi="Consolas" w:cs="Times New Roman"/>
+          <w:color w:val="000000"/>
+          <w:sz w:val="20"/>
+          <w:szCs w:val="20"/>
+        </w:rPr>
+        <w:lastRenderedPageBreak/>
+        <w:t xml:space="preserve">    </w:t>
+      </w:r>
+      <w:r>
+        <w:rPr>
+          <w:rFonts w:ascii="Consolas" w:eastAsia="Times New Roman" w:hAnsi="Consolas" w:cs="Times New Roman"/>
+          <w:color w:val="000000"/>
+          <w:sz w:val="20"/>
+          <w:szCs w:val="20"/>
+        </w:rPr>
+        <w:tab/>
+      </w:r>
+      <w:r>
+        <w:rPr>
+          <w:rFonts w:ascii="Consolas" w:eastAsia="Times New Roman" w:hAnsi="Consolas" w:cs="Times New Roman"/>
+          <w:color w:val="000000"/>
+          <w:sz w:val="20"/>
+          <w:szCs w:val="20"/>
+        </w:rPr>
+        <w:tab/>
+      </w:r>
+      <w:r>
+        <w:rPr>
+          <w:rFonts w:ascii="Consolas" w:eastAsia="Times New Roman" w:hAnsi="Consolas" w:cs="Times New Roman"/>
+          <w:color w:val="000000"/>
+          <w:sz w:val="20"/>
+          <w:szCs w:val="20"/>
+        </w:rPr>
+        <w:tab/>
+        <w:t xml:space="preserve">PhongLoaiThuong </w:t>
+      </w:r>
+      <w:r>
+        <w:rPr>
+          <w:rFonts w:ascii="Consolas" w:eastAsia="Times New Roman" w:hAnsi="Consolas" w:cs="Times New Roman"/>
+          <w:color w:val="6A3E3E"/>
+          <w:sz w:val="20"/>
+          <w:szCs w:val="20"/>
+        </w:rPr>
+        <w:t>phlt</w:t>
+      </w:r>
+      <w:r>
+        <w:rPr>
+          <w:rFonts w:ascii="Consolas" w:eastAsia="Times New Roman" w:hAnsi="Consolas" w:cs="Times New Roman"/>
+          <w:color w:val="000000"/>
+          <w:sz w:val="20"/>
+          <w:szCs w:val="20"/>
+        </w:rPr>
+        <w:t xml:space="preserve">= (PhongLoaiThuong) </w:t>
+      </w:r>
+      <w:r>
+        <w:rPr>
+          <w:rFonts w:ascii="Consolas" w:eastAsia="Times New Roman" w:hAnsi="Consolas" w:cs="Times New Roman"/>
+          <w:color w:val="6A3E3E"/>
+          <w:sz w:val="20"/>
+          <w:szCs w:val="20"/>
+        </w:rPr>
+        <w:t>ph</w:t>
+      </w:r>
+      <w:r>
+        <w:rPr>
+          <w:rFonts w:ascii="Consolas" w:eastAsia="Times New Roman" w:hAnsi="Consolas" w:cs="Times New Roman"/>
+          <w:color w:val="000000"/>
+          <w:sz w:val="20"/>
+          <w:szCs w:val="20"/>
+        </w:rPr>
+        <w:t>;</w:t>
+      </w:r>
+    </w:p>
+    <w:p>
+      <w:pPr>
+        <w:shd w:val="clear" w:color="auto" w:fill="FFFFFF"/>
+        <w:spacing w:after="0" w:line="240" w:lineRule="auto"/>
+        <w:rPr>
+          <w:rFonts w:ascii="Consolas" w:eastAsia="Times New Roman" w:hAnsi="Consolas" w:cs="Times New Roman"/>
+          <w:color w:val="000000"/>
+          <w:sz w:val="20"/>
+          <w:szCs w:val="20"/>
+        </w:rPr>
+      </w:pPr>
+      <w:r>
+        <w:rPr>
+          <w:rFonts w:ascii="Consolas" w:eastAsia="Times New Roman" w:hAnsi="Consolas" w:cs="Times New Roman"/>
+          <w:color w:val="000000"/>
+          <w:sz w:val="20"/>
+          <w:szCs w:val="20"/>
+        </w:rPr>
+        <w:t xml:space="preserve">        </w:t>
+      </w:r>
+      <w:r>
+        <w:rPr>
+          <w:rFonts w:ascii="Consolas" w:eastAsia="Times New Roman" w:hAnsi="Consolas" w:cs="Times New Roman"/>
+          <w:color w:val="000000"/>
+          <w:sz w:val="20"/>
+          <w:szCs w:val="20"/>
+        </w:rPr>
+        <w:tab/>
+      </w:r>
+      <w:r>
+        <w:rPr>
+          <w:rFonts w:ascii="Consolas" w:eastAsia="Times New Roman" w:hAnsi="Consolas" w:cs="Times New Roman"/>
+          <w:color w:val="000000"/>
+          <w:sz w:val="20"/>
+          <w:szCs w:val="20"/>
+        </w:rPr>
+        <w:tab/>
+      </w:r>
+      <w:r>
+        <w:rPr>
+          <w:rFonts w:ascii="Consolas" w:eastAsia="Times New Roman" w:hAnsi="Consolas" w:cs="Times New Roman"/>
+          <w:b/>
+          <w:bCs/>
+          <w:color w:val="7F0055"/>
+          <w:sz w:val="20"/>
+          <w:szCs w:val="20"/>
+        </w:rPr>
+        <w:t>int</w:t>
+      </w:r>
+      <w:r>
+        <w:rPr>
+          <w:rFonts w:ascii="Consolas" w:eastAsia="Times New Roman" w:hAnsi="Consolas" w:cs="Times New Roman"/>
+          <w:color w:val="000000"/>
+          <w:sz w:val="20"/>
+          <w:szCs w:val="20"/>
+        </w:rPr>
+        <w:t xml:space="preserve"> </w:t>
+      </w:r>
+      <w:r>
+        <w:rPr>
+          <w:rFonts w:ascii="Consolas" w:eastAsia="Times New Roman" w:hAnsi="Consolas" w:cs="Times New Roman"/>
+          <w:color w:val="6A3E3E"/>
+          <w:sz w:val="20"/>
+          <w:szCs w:val="20"/>
+        </w:rPr>
+        <w:t>dongia</w:t>
+      </w:r>
+      <w:r>
+        <w:rPr>
+          <w:rFonts w:ascii="Consolas" w:eastAsia="Times New Roman" w:hAnsi="Consolas" w:cs="Times New Roman"/>
+          <w:color w:val="000000"/>
+          <w:sz w:val="20"/>
+          <w:szCs w:val="20"/>
+        </w:rPr>
+        <w:t>=0;</w:t>
+      </w:r>
+    </w:p>
+    <w:p>
+      <w:pPr>
+        <w:shd w:val="clear" w:color="auto" w:fill="FFFFFF"/>
+        <w:spacing w:after="0" w:line="240" w:lineRule="auto"/>
+        <w:rPr>
+          <w:rFonts w:ascii="Consolas" w:eastAsia="Times New Roman" w:hAnsi="Consolas" w:cs="Times New Roman"/>
+          <w:color w:val="000000"/>
+          <w:sz w:val="20"/>
+          <w:szCs w:val="20"/>
+        </w:rPr>
+      </w:pPr>
+      <w:r>
+        <w:rPr>
+          <w:rFonts w:ascii="Consolas" w:eastAsia="Times New Roman" w:hAnsi="Consolas" w:cs="Times New Roman"/>
+          <w:color w:val="000000"/>
+          <w:sz w:val="20"/>
+          <w:szCs w:val="20"/>
+        </w:rPr>
+        <w:t xml:space="preserve">        </w:t>
+      </w:r>
+      <w:r>
+        <w:rPr>
+          <w:rFonts w:ascii="Consolas" w:eastAsia="Times New Roman" w:hAnsi="Consolas" w:cs="Times New Roman"/>
+          <w:color w:val="000000"/>
+          <w:sz w:val="20"/>
+          <w:szCs w:val="20"/>
+        </w:rPr>
+        <w:tab/>
+      </w:r>
+      <w:r>
+        <w:rPr>
+          <w:rFonts w:ascii="Consolas" w:eastAsia="Times New Roman" w:hAnsi="Consolas" w:cs="Times New Roman"/>
+          <w:color w:val="000000"/>
+          <w:sz w:val="20"/>
+          <w:szCs w:val="20"/>
+        </w:rPr>
+        <w:tab/>
+      </w:r>
+      <w:r>
+        <w:rPr>
+          <w:rFonts w:ascii="Consolas" w:eastAsia="Times New Roman" w:hAnsi="Consolas" w:cs="Times New Roman"/>
+          <w:color w:val="6A3E3E"/>
+          <w:sz w:val="20"/>
+          <w:szCs w:val="20"/>
+        </w:rPr>
+        <w:t>dongia</w:t>
+      </w:r>
+      <w:r>
+        <w:rPr>
+          <w:rFonts w:ascii="Consolas" w:eastAsia="Times New Roman" w:hAnsi="Consolas" w:cs="Times New Roman"/>
+          <w:color w:val="000000"/>
+          <w:sz w:val="20"/>
+          <w:szCs w:val="20"/>
+        </w:rPr>
+        <w:t>=</w:t>
+      </w:r>
+      <w:r>
+        <w:rPr>
+          <w:rFonts w:ascii="Consolas" w:eastAsia="Times New Roman" w:hAnsi="Consolas" w:cs="Times New Roman"/>
+          <w:color w:val="6A3E3E"/>
+          <w:sz w:val="20"/>
+          <w:szCs w:val="20"/>
+        </w:rPr>
+        <w:t>phlt</w:t>
+      </w:r>
+      <w:r>
+        <w:rPr>
+          <w:rFonts w:ascii="Consolas" w:eastAsia="Times New Roman" w:hAnsi="Consolas" w:cs="Times New Roman"/>
+          <w:color w:val="000000"/>
+          <w:sz w:val="20"/>
+          <w:szCs w:val="20"/>
+        </w:rPr>
+        <w:t>.getHeSoPhong()*</w:t>
+      </w:r>
+      <w:r>
+        <w:rPr>
+          <w:rFonts w:ascii="Consolas" w:eastAsia="Times New Roman" w:hAnsi="Consolas" w:cs="Times New Roman"/>
+          <w:color w:val="6A3E3E"/>
+          <w:sz w:val="20"/>
+          <w:szCs w:val="20"/>
+        </w:rPr>
+        <w:t>phlt</w:t>
+      </w:r>
+      <w:r>
+        <w:rPr>
+          <w:rFonts w:ascii="Consolas" w:eastAsia="Times New Roman" w:hAnsi="Consolas" w:cs="Times New Roman"/>
+          <w:color w:val="000000"/>
+          <w:sz w:val="20"/>
+          <w:szCs w:val="20"/>
+        </w:rPr>
+        <w:t>.getGiaCoBan();</w:t>
+      </w:r>
+    </w:p>
+    <w:p>
+      <w:pPr>
+        <w:shd w:val="clear" w:color="auto" w:fill="FFFFFF"/>
+        <w:spacing w:after="0" w:line="240" w:lineRule="auto"/>
+        <w:rPr>
+          <w:rFonts w:ascii="Consolas" w:eastAsia="Times New Roman" w:hAnsi="Consolas" w:cs="Times New Roman"/>
+          <w:color w:val="000000"/>
+          <w:sz w:val="20"/>
+          <w:szCs w:val="20"/>
+        </w:rPr>
+      </w:pPr>
+      <w:r>
+        <w:rPr>
+          <w:rFonts w:ascii="Consolas" w:eastAsia="Times New Roman" w:hAnsi="Consolas" w:cs="Times New Roman"/>
+          <w:color w:val="000000"/>
+          <w:sz w:val="20"/>
+          <w:szCs w:val="20"/>
+        </w:rPr>
+        <w:t xml:space="preserve">        </w:t>
+      </w:r>
+      <w:r>
+        <w:rPr>
+          <w:rFonts w:ascii="Consolas" w:eastAsia="Times New Roman" w:hAnsi="Consolas" w:cs="Times New Roman"/>
+          <w:color w:val="000000"/>
+          <w:sz w:val="20"/>
+          <w:szCs w:val="20"/>
+        </w:rPr>
+        <w:tab/>
+        <w:t xml:space="preserve">    System.</w:t>
+      </w:r>
+      <w:r>
+        <w:rPr>
+          <w:rFonts w:ascii="Consolas" w:eastAsia="Times New Roman" w:hAnsi="Consolas" w:cs="Times New Roman"/>
+          <w:b/>
+          <w:bCs/>
+          <w:i/>
+          <w:iCs/>
+          <w:color w:val="0000C0"/>
+          <w:sz w:val="20"/>
+          <w:szCs w:val="20"/>
+        </w:rPr>
+        <w:t>out</w:t>
+      </w:r>
+      <w:r>
+        <w:rPr>
+          <w:rFonts w:ascii="Consolas" w:eastAsia="Times New Roman" w:hAnsi="Consolas" w:cs="Times New Roman"/>
+          <w:color w:val="000000"/>
+          <w:sz w:val="20"/>
+          <w:szCs w:val="20"/>
+        </w:rPr>
+        <w:t>.println(</w:t>
+      </w:r>
+      <w:r>
+        <w:rPr>
+          <w:rFonts w:ascii="Consolas" w:eastAsia="Times New Roman" w:hAnsi="Consolas" w:cs="Times New Roman"/>
+          <w:color w:val="2A00FF"/>
+          <w:sz w:val="20"/>
+          <w:szCs w:val="20"/>
+        </w:rPr>
+        <w:t>"giá phòng đặc biệt là"</w:t>
+      </w:r>
+      <w:r>
+        <w:rPr>
+          <w:rFonts w:ascii="Consolas" w:eastAsia="Times New Roman" w:hAnsi="Consolas" w:cs="Times New Roman"/>
+          <w:color w:val="000000"/>
+          <w:sz w:val="20"/>
+          <w:szCs w:val="20"/>
+        </w:rPr>
+        <w:t xml:space="preserve"> + </w:t>
+      </w:r>
+      <w:r>
+        <w:rPr>
+          <w:rFonts w:ascii="Consolas" w:eastAsia="Times New Roman" w:hAnsi="Consolas" w:cs="Times New Roman"/>
+          <w:color w:val="6A3E3E"/>
+          <w:sz w:val="20"/>
+          <w:szCs w:val="20"/>
+        </w:rPr>
+        <w:t>dongia</w:t>
+      </w:r>
+      <w:r>
+        <w:rPr>
+          <w:rFonts w:ascii="Consolas" w:eastAsia="Times New Roman" w:hAnsi="Consolas" w:cs="Times New Roman"/>
+          <w:color w:val="000000"/>
+          <w:sz w:val="20"/>
+          <w:szCs w:val="20"/>
+        </w:rPr>
+        <w:t>);</w:t>
+      </w:r>
+      <w:r>
+        <w:rPr>
+          <w:rFonts w:ascii="Consolas" w:eastAsia="Times New Roman" w:hAnsi="Consolas" w:cs="Times New Roman"/>
+          <w:color w:val="000000"/>
+          <w:sz w:val="20"/>
+          <w:szCs w:val="20"/>
+        </w:rPr>
+        <w:tab/>
+      </w:r>
+    </w:p>
+    <w:p>
+      <w:pPr>
+        <w:shd w:val="clear" w:color="auto" w:fill="FFFFFF"/>
+        <w:spacing w:after="0" w:line="240" w:lineRule="auto"/>
+        <w:rPr>
+          <w:rFonts w:ascii="Consolas" w:eastAsia="Times New Roman" w:hAnsi="Consolas" w:cs="Times New Roman"/>
+          <w:color w:val="000000"/>
+          <w:sz w:val="20"/>
+          <w:szCs w:val="20"/>
+        </w:rPr>
+      </w:pPr>
+      <w:r>
+        <w:rPr>
+          <w:rFonts w:ascii="Consolas" w:eastAsia="Times New Roman" w:hAnsi="Consolas" w:cs="Times New Roman"/>
+          <w:color w:val="000000"/>
+          <w:sz w:val="20"/>
+          <w:szCs w:val="20"/>
+        </w:rPr>
+        <w:t xml:space="preserve">    </w:t>
+      </w:r>
+      <w:r>
+        <w:rPr>
+          <w:rFonts w:ascii="Consolas" w:eastAsia="Times New Roman" w:hAnsi="Consolas" w:cs="Times New Roman"/>
+          <w:color w:val="000000"/>
+          <w:sz w:val="20"/>
+          <w:szCs w:val="20"/>
+        </w:rPr>
+        <w:tab/>
+      </w:r>
+      <w:r>
+        <w:rPr>
+          <w:rFonts w:ascii="Consolas" w:eastAsia="Times New Roman" w:hAnsi="Consolas" w:cs="Times New Roman"/>
+          <w:color w:val="000000"/>
+          <w:sz w:val="20"/>
+          <w:szCs w:val="20"/>
+        </w:rPr>
+        <w:tab/>
+        <w:t>}</w:t>
+      </w:r>
+    </w:p>
+    <w:p>
+      <w:pPr>
+        <w:shd w:val="clear" w:color="auto" w:fill="FFFFFF"/>
+        <w:spacing w:after="0" w:line="240" w:lineRule="auto"/>
+        <w:rPr>
+          <w:rFonts w:ascii="Consolas" w:eastAsia="Times New Roman" w:hAnsi="Consolas" w:cs="Times New Roman"/>
+          <w:color w:val="000000"/>
+          <w:sz w:val="20"/>
+          <w:szCs w:val="20"/>
+        </w:rPr>
+      </w:pPr>
+      <w:r>
+        <w:rPr>
+          <w:rFonts w:ascii="Consolas" w:eastAsia="Times New Roman" w:hAnsi="Consolas" w:cs="Times New Roman"/>
+          <w:color w:val="000000"/>
+          <w:sz w:val="20"/>
+          <w:szCs w:val="20"/>
+        </w:rPr>
+        <w:t xml:space="preserve">    </w:t>
+      </w:r>
+      <w:r>
+        <w:rPr>
+          <w:rFonts w:ascii="Consolas" w:eastAsia="Times New Roman" w:hAnsi="Consolas" w:cs="Times New Roman"/>
+          <w:color w:val="000000"/>
+          <w:sz w:val="20"/>
+          <w:szCs w:val="20"/>
+        </w:rPr>
+        <w:tab/>
+      </w:r>
+      <w:r>
+        <w:rPr>
+          <w:rFonts w:ascii="Consolas" w:eastAsia="Times New Roman" w:hAnsi="Consolas" w:cs="Times New Roman"/>
+          <w:color w:val="000000"/>
+          <w:sz w:val="20"/>
+          <w:szCs w:val="20"/>
+        </w:rPr>
+        <w:tab/>
+      </w:r>
+    </w:p>
+    <w:p>
+      <w:pPr>
+        <w:shd w:val="clear" w:color="auto" w:fill="FFFFFF"/>
+        <w:spacing w:after="0" w:line="240" w:lineRule="auto"/>
+        <w:rPr>
+          <w:rFonts w:ascii="Consolas" w:eastAsia="Times New Roman" w:hAnsi="Consolas" w:cs="Times New Roman"/>
+          <w:color w:val="000000"/>
+          <w:sz w:val="20"/>
+          <w:szCs w:val="20"/>
+        </w:rPr>
+      </w:pPr>
+      <w:r>
+        <w:rPr>
+          <w:rFonts w:ascii="Consolas" w:eastAsia="Times New Roman" w:hAnsi="Consolas" w:cs="Times New Roman"/>
+          <w:color w:val="000000"/>
+          <w:sz w:val="20"/>
+          <w:szCs w:val="20"/>
+        </w:rPr>
+        <w:t xml:space="preserve">    </w:t>
+      </w:r>
+      <w:r>
+        <w:rPr>
+          <w:rFonts w:ascii="Consolas" w:eastAsia="Times New Roman" w:hAnsi="Consolas" w:cs="Times New Roman"/>
+          <w:color w:val="000000"/>
+          <w:sz w:val="20"/>
+          <w:szCs w:val="20"/>
+        </w:rPr>
+        <w:tab/>
+        <w:t>}</w:t>
+      </w:r>
+    </w:p>
+    <w:p>
+      <w:pPr>
+        <w:shd w:val="clear" w:color="auto" w:fill="FFFFFF"/>
+        <w:spacing w:after="0" w:line="240" w:lineRule="auto"/>
+        <w:rPr>
+          <w:rFonts w:ascii="Consolas" w:eastAsia="Times New Roman" w:hAnsi="Consolas" w:cs="Times New Roman"/>
+          <w:color w:val="000000"/>
+          <w:sz w:val="20"/>
+          <w:szCs w:val="20"/>
+        </w:rPr>
+      </w:pPr>
+      <w:r>
+        <w:rPr>
+          <w:rFonts w:ascii="Consolas" w:eastAsia="Times New Roman" w:hAnsi="Consolas" w:cs="Times New Roman"/>
+          <w:color w:val="000000"/>
+          <w:sz w:val="20"/>
+          <w:szCs w:val="20"/>
+        </w:rPr>
+        <w:t xml:space="preserve">    }</w:t>
+      </w:r>
+    </w:p>
+    <w:p>
+      <w:pPr>
+        <w:rPr>
+          <w:b/>
+          <w:bCs/>
+          <w:sz w:val="40"/>
+          <w:szCs w:val="40"/>
+        </w:rPr>
+      </w:pPr>
+      <w:r>
+        <w:rPr>
+          <w:b/>
+          <w:bCs/>
+        </w:rPr>
+        <w:br/>
+      </w:r>
+      <w:r>
+        <w:rPr>
+          <w:b/>
+          <w:bCs/>
+          <w:color w:val="FF0000"/>
+          <w:sz w:val="40"/>
+          <w:szCs w:val="40"/>
+        </w:rPr>
+        <w:t xml:space="preserve">muốn dowcasting là ơhair dùng </w:t>
+      </w:r>
+      <w:r>
+        <w:rPr>
+          <w:rFonts w:ascii="Consolas" w:eastAsia="Times New Roman" w:hAnsi="Consolas" w:cs="Times New Roman"/>
+          <w:b/>
+          <w:bCs/>
+          <w:color w:val="FF0000"/>
+          <w:sz w:val="40"/>
+          <w:szCs w:val="40"/>
+        </w:rPr>
+        <w:t>instanceof</w:t>
+      </w:r>
+      <w:r>
+        <w:rPr>
+          <w:rFonts w:ascii="Consolas" w:eastAsia="Times New Roman" w:hAnsi="Consolas" w:cs="Times New Roman"/>
+          <w:b/>
+          <w:bCs/>
+          <w:color w:val="FF0000"/>
+          <w:sz w:val="40"/>
+          <w:szCs w:val="40"/>
+        </w:rPr>
+        <w:t xml:space="preserve"> để kiểm tra trc</w:t>
+      </w:r>
+    </w:p>
     <w:sectPr>
       <w:pgSz w:w="12240" w:h="15840"/>
       <w:pgMar w:top="1440" w:right="1440" w:bottom="1440" w:left="1440" w:header="720" w:footer="720" w:gutter="0"/>

--- a/Java/Theory/Upcasting and Downcasting.docx
+++ b/Java/Theory/Upcasting and Downcasting.docx
@@ -3076,39 +3076,30 @@
     <w:p>
       <w:pPr>
         <w:rPr>
-          <w:b/>
-          <w:bCs/>
-          <w:sz w:val="40"/>
-          <w:szCs w:val="40"/>
-        </w:rPr>
-      </w:pPr>
-      <w:r>
-        <w:rPr>
-          <w:b/>
-          <w:bCs/>
-        </w:rPr>
-        <w:br/>
-      </w:r>
-      <w:r>
-        <w:rPr>
+          <w:rFonts w:ascii="Consolas" w:eastAsia="Times New Roman" w:hAnsi="Consolas" w:cs="Times New Roman"/>
           <w:b/>
           <w:bCs/>
           <w:color w:val="FF0000"/>
           <w:sz w:val="40"/>
           <w:szCs w:val="40"/>
         </w:rPr>
-        <w:t xml:space="preserve">muốn dowcasting là ơhair dùng </w:t>
-      </w:r>
-      <w:r>
-        <w:rPr>
-          <w:rFonts w:ascii="Consolas" w:eastAsia="Times New Roman" w:hAnsi="Consolas" w:cs="Times New Roman"/>
+      </w:pPr>
+      <w:r>
+        <w:rPr>
+          <w:b/>
+          <w:bCs/>
+        </w:rPr>
+        <w:br/>
+      </w:r>
+      <w:r>
+        <w:rPr>
           <w:b/>
           <w:bCs/>
           <w:color w:val="FF0000"/>
           <w:sz w:val="40"/>
           <w:szCs w:val="40"/>
         </w:rPr>
-        <w:t>instanceof</w:t>
+        <w:t xml:space="preserve">muốn dowcasting là ơhair dùng </w:t>
       </w:r>
       <w:r>
         <w:rPr>
@@ -3119,7 +3110,83 @@
           <w:sz w:val="40"/>
           <w:szCs w:val="40"/>
         </w:rPr>
+        <w:t>instanceof</w:t>
+      </w:r>
+      <w:r>
+        <w:rPr>
+          <w:rFonts w:ascii="Consolas" w:eastAsia="Times New Roman" w:hAnsi="Consolas" w:cs="Times New Roman"/>
+          <w:b/>
+          <w:bCs/>
+          <w:color w:val="FF0000"/>
+          <w:sz w:val="40"/>
+          <w:szCs w:val="40"/>
+        </w:rPr>
         <w:t xml:space="preserve"> để kiểm tra trc</w:t>
+      </w:r>
+    </w:p>
+    <w:p>
+      <w:pPr>
+        <w:rPr>
+          <w:rFonts w:ascii="Consolas" w:eastAsia="Times New Roman" w:hAnsi="Consolas" w:cs="Times New Roman"/>
+          <w:b/>
+          <w:bCs/>
+          <w:color w:val="FF0000"/>
+          <w:sz w:val="40"/>
+          <w:szCs w:val="40"/>
+        </w:rPr>
+      </w:pPr>
+    </w:p>
+    <w:p>
+      <w:pPr>
+        <w:rPr>
+          <w:b/>
+          <w:bCs/>
+          <w:sz w:val="40"/>
+          <w:szCs w:val="40"/>
+        </w:rPr>
+      </w:pPr>
+      <w:r>
+        <w:rPr>
+          <w:b/>
+          <w:bCs/>
+          <w:sz w:val="40"/>
+          <w:szCs w:val="40"/>
+        </w:rPr>
+        <w:drawing>
+          <wp:inline distT="0" distB="0" distL="0" distR="0" wp14:anchorId="3FEEA9A5" wp14:editId="62DECA7E">
+            <wp:extent cx="5943600" cy="5253990"/>
+            <wp:effectExtent l="0" t="0" r="0" b="3810"/>
+            <wp:docPr id="2" name="Picture 2"/>
+            <wp:cNvGraphicFramePr>
+              <a:graphicFrameLocks xmlns:a="http://schemas.openxmlformats.org/drawingml/2006/main" noChangeAspect="1"/>
+            </wp:cNvGraphicFramePr>
+            <a:graphic xmlns:a="http://schemas.openxmlformats.org/drawingml/2006/main">
+              <a:graphicData uri="http://schemas.openxmlformats.org/drawingml/2006/picture">
+                <pic:pic xmlns:pic="http://schemas.openxmlformats.org/drawingml/2006/picture">
+                  <pic:nvPicPr>
+                    <pic:cNvPr id="1" name=""/>
+                    <pic:cNvPicPr/>
+                  </pic:nvPicPr>
+                  <pic:blipFill>
+                    <a:blip r:embed="rId5"/>
+                    <a:stretch>
+                      <a:fillRect/>
+                    </a:stretch>
+                  </pic:blipFill>
+                  <pic:spPr>
+                    <a:xfrm>
+                      <a:off x="0" y="0"/>
+                      <a:ext cx="5943600" cy="5253990"/>
+                    </a:xfrm>
+                    <a:prstGeom prst="rect">
+                      <a:avLst/>
+                    </a:prstGeom>
+                  </pic:spPr>
+                </pic:pic>
+              </a:graphicData>
+            </a:graphic>
+          </wp:inline>
+        </w:drawing>
       </w:r>
     </w:p>
     <w:sectPr>
